--- a/data/outputs/v2/Grade11/Biology/Quizzes/SS1.4_Cell_Division/Biology_G11_SS1.4_Cell_Division_L1_AnswerKey.docx
+++ b/data/outputs/v2/Grade11/Biology/Quizzes/SS1.4_Cell_Division/Biology_G11_SS1.4_Cell_Division_L1_AnswerKey.docx
@@ -1220,7 +1220,7 @@
         </w:rPr>
         <w:t xml:space="preserve">© 2026 SeaVuria and ARES. Aligned with KICD objectives. Developed by SeaVuria; technical implementation by ARES (with AI assistance from Claude). Licensed under </w:t>
       </w:r>
-      <w:hyperlink w:history="1" r:id="rId-pizqjdfet5ans67nxh23">
+      <w:hyperlink w:history="1" r:id="rIdefig6abvp6h8fd_t5cshg">
         <w:r>
           <w:rPr>
             <w:rFonts w:ascii="Arial" w:cs="Arial" w:eastAsia="Arial" w:hAnsi="Arial"/>
@@ -1241,7 +1241,7 @@
         </w:rPr>
         <w:t xml:space="preserve"> (</w:t>
       </w:r>
-      <w:hyperlink w:history="1" r:id="rIdgrtgky_upwvragurlskpg">
+      <w:hyperlink w:history="1" r:id="rIdjicnakus9fxv9lagtvpto">
         <w:r>
           <w:rPr>
             <w:rFonts w:ascii="Arial" w:cs="Arial" w:eastAsia="Arial" w:hAnsi="Arial"/>

--- a/data/outputs/v2/Grade11/Biology/Quizzes/SS1.4_Cell_Division/Biology_G11_SS1.4_Cell_Division_L1_AnswerKey.docx
+++ b/data/outputs/v2/Grade11/Biology/Quizzes/SS1.4_Cell_Division/Biology_G11_SS1.4_Cell_Division_L1_AnswerKey.docx
@@ -1220,7 +1220,7 @@
         </w:rPr>
         <w:t xml:space="preserve">© 2026 SeaVuria and ARES. Aligned with KICD objectives. Developed by SeaVuria; technical implementation by ARES (with AI assistance from Claude). Licensed under </w:t>
       </w:r>
-      <w:hyperlink w:history="1" r:id="rIdefig6abvp6h8fd_t5cshg">
+      <w:hyperlink w:history="1" r:id="rIdjhvm7h1iirqonmr7bc9xw">
         <w:r>
           <w:rPr>
             <w:rFonts w:ascii="Arial" w:cs="Arial" w:eastAsia="Arial" w:hAnsi="Arial"/>
@@ -1241,7 +1241,7 @@
         </w:rPr>
         <w:t xml:space="preserve"> (</w:t>
       </w:r>
-      <w:hyperlink w:history="1" r:id="rIdjicnakus9fxv9lagtvpto">
+      <w:hyperlink w:history="1" r:id="rIdgmmrvi9gpcsmd2ok6ahao">
         <w:r>
           <w:rPr>
             <w:rFonts w:ascii="Arial" w:cs="Arial" w:eastAsia="Arial" w:hAnsi="Arial"/>
